--- a/AWS_Landing_Zone_Studio_Technical_Manual.docx
+++ b/AWS_Landing_Zone_Studio_Technical_Manual.docx
@@ -370,6 +370,66 @@
                 <w:sz w:val="19"/>
               </w:rPr>
               <w:t>Side-by-side comparison of all account strategies + growth stress-test</w:t>
+            </w:r>
+          </w:p>
+        </w:tc>
+      </w:tr>
+      <w:tr>
+        <w:tc>
+          <w:tcPr>
+            <w:tcW w:type="dxa" w:w="2304"/>
+          </w:tcPr>
+          <w:p>
+            <w:r/>
+            <w:r>
+              <w:rPr>
+                <w:sz w:val="19"/>
+              </w:rPr>
+              <w:t>Playbooks</w:t>
+            </w:r>
+          </w:p>
+        </w:tc>
+        <w:tc>
+          <w:tcPr>
+            <w:tcW w:type="dxa" w:w="6624"/>
+          </w:tcPr>
+          <w:p>
+            <w:r/>
+            <w:r>
+              <w:rPr>
+                <w:sz w:val="19"/>
+              </w:rPr>
+              <w:t>Scenario lifecycle simulations: M&amp;A replicate/absorb, divestiture, geo expansion, compliance onboarding, scale-out</w:t>
+            </w:r>
+          </w:p>
+        </w:tc>
+      </w:tr>
+      <w:tr>
+        <w:tc>
+          <w:tcPr>
+            <w:tcW w:type="dxa" w:w="2304"/>
+          </w:tcPr>
+          <w:p>
+            <w:r/>
+            <w:r>
+              <w:rPr>
+                <w:sz w:val="19"/>
+              </w:rPr>
+              <w:t>Guide</w:t>
+            </w:r>
+          </w:p>
+        </w:tc>
+        <w:tc>
+          <w:tcPr>
+            <w:tcW w:type="dxa" w:w="6624"/>
+          </w:tcPr>
+          <w:p>
+            <w:r/>
+            <w:r>
+              <w:rPr>
+                <w:sz w:val="19"/>
+              </w:rPr>
+              <w:t>In-app user guide: quick start, per-tab how-to, workflows, FAQ</w:t>
             </w:r>
           </w:p>
         </w:tc>
@@ -1309,6 +1369,66 @@
                 <w:sz w:val="19"/>
               </w:rPr>
               <w:t>Maturity levels, next-best-action, peer benchmark profiles</w:t>
+            </w:r>
+          </w:p>
+        </w:tc>
+      </w:tr>
+      <w:tr>
+        <w:tc>
+          <w:tcPr>
+            <w:tcW w:type="dxa" w:w="2448"/>
+          </w:tcPr>
+          <w:p>
+            <w:r/>
+            <w:r>
+              <w:rPr>
+                <w:sz w:val="19"/>
+              </w:rPr>
+              <w:t>playbooks.py</w:t>
+            </w:r>
+          </w:p>
+        </w:tc>
+        <w:tc>
+          <w:tcPr>
+            <w:tcW w:type="dxa" w:w="6480"/>
+          </w:tcPr>
+          <w:p>
+            <w:r/>
+            <w:r>
+              <w:rPr>
+                <w:sz w:val="19"/>
+              </w:rPr>
+              <w:t>Scenario lifecycle simulations (M&amp;A, divestiture, expansion, compliance, scale-out) with grounded runbooks</w:t>
+            </w:r>
+          </w:p>
+        </w:tc>
+      </w:tr>
+      <w:tr>
+        <w:tc>
+          <w:tcPr>
+            <w:tcW w:type="dxa" w:w="2448"/>
+          </w:tcPr>
+          <w:p>
+            <w:r/>
+            <w:r>
+              <w:rPr>
+                <w:sz w:val="19"/>
+              </w:rPr>
+              <w:t>guide.py</w:t>
+            </w:r>
+          </w:p>
+        </w:tc>
+        <w:tc>
+          <w:tcPr>
+            <w:tcW w:type="dxa" w:w="6480"/>
+          </w:tcPr>
+          <w:p>
+            <w:r/>
+            <w:r>
+              <w:rPr>
+                <w:sz w:val="19"/>
+              </w:rPr>
+              <w:t>In-app user guide tab</w:t>
             </w:r>
           </w:p>
         </w:tc>

--- a/AWS_Landing_Zone_Studio_Technical_Manual.docx
+++ b/AWS_Landing_Zone_Studio_Technical_Manual.docx
@@ -399,7 +399,7 @@
               <w:rPr>
                 <w:sz w:val="19"/>
               </w:rPr>
-              <w:t>Scenario lifecycle simulations: M&amp;A replicate/absorb, divestiture, geo expansion, compliance onboarding, scale-out</w:t>
+              <w:t>Scenario lifecycle simulations: M&amp;A integration (DX+SD-WAN connect, MGN VM migration), replicate/absorb, hybrid network, divestiture, expansion, compliance, scale-out; one-click replication IaC</w:t>
             </w:r>
           </w:p>
         </w:tc>

--- a/AWS_Landing_Zone_Studio_Technical_Manual.docx
+++ b/AWS_Landing_Zone_Studio_Technical_Manual.docx
@@ -1548,7 +1548,7 @@
               <w:rPr>
                 <w:sz w:val="19"/>
               </w:rPr>
-              <w:t>IaC exporters: Terraform / LZA config / Control Tower checklist</w:t>
+              <w:t>IaC exporters: Terraform / LZA / Control Tower; multi-org replication bundle (.zip); hybrid connectivity scaffold (DX + SD-WAN + TGW/Cloud WAN)</w:t>
             </w:r>
           </w:p>
         </w:tc>

--- a/AWS_Landing_Zone_Studio_Technical_Manual.docx
+++ b/AWS_Landing_Zone_Studio_Technical_Manual.docx
@@ -430,6 +430,36 @@
                 <w:sz w:val="19"/>
               </w:rPr>
               <w:t>In-app user guide: quick start, per-tab how-to, workflows, FAQ</w:t>
+            </w:r>
+          </w:p>
+        </w:tc>
+      </w:tr>
+      <w:tr>
+        <w:tc>
+          <w:tcPr>
+            <w:tcW w:type="dxa" w:w="2304"/>
+          </w:tcPr>
+          <w:p>
+            <w:r/>
+            <w:r>
+              <w:rPr>
+                <w:sz w:val="19"/>
+              </w:rPr>
+              <w:t>CIDR</w:t>
+            </w:r>
+          </w:p>
+        </w:tc>
+        <w:tc>
+          <w:tcPr>
+            <w:tcW w:type="dxa" w:w="6624"/>
+          </w:tcPr>
+          <w:p>
+            <w:r/>
+            <w:r>
+              <w:rPr>
+                <w:sz w:val="19"/>
+              </w:rPr>
+              <w:t>IP address planner: allocate supernet→VPC→subnet with a utilization treemap, overlap check, inspect, subdivide</w:t>
             </w:r>
           </w:p>
         </w:tc>

--- a/AWS_Landing_Zone_Studio_Technical_Manual.docx
+++ b/AWS_Landing_Zone_Studio_Technical_Manual.docx
@@ -1714,7 +1714,7 @@
               <w:rPr>
                 <w:sz w:val="19"/>
               </w:rPr>
-              <w:t>diagrams.py</w:t>
+              <w:t>gv_diagrams.py</w:t>
             </w:r>
           </w:p>
         </w:tc>
@@ -1728,7 +1728,7 @@
               <w:rPr>
                 <w:sz w:val="19"/>
               </w:rPr>
-              <w:t>Graphviz builders for org structure + network topology</w:t>
+              <w:t>Graphviz builders for org structure + network topology (renamed to free the 'diagrams' name for the icon library)</w:t>
             </w:r>
           </w:p>
         </w:tc>

--- a/AWS_Landing_Zone_Studio_Technical_Manual.docx
+++ b/AWS_Landing_Zone_Studio_Technical_Manual.docx
@@ -188,7 +188,7 @@
               <w:rPr>
                 <w:sz w:val="20"/>
               </w:rPr>
-              <w:t>2026-06-14</w:t>
+              <w:t>2026-06-15</w:t>
             </w:r>
           </w:p>
         </w:tc>
@@ -460,6 +460,36 @@
                 <w:sz w:val="19"/>
               </w:rPr>
               <w:t>IP address planner: allocate supernet→VPC→subnet with a utilization treemap, overlap check, inspect, subdivide</w:t>
+            </w:r>
+          </w:p>
+        </w:tc>
+      </w:tr>
+      <w:tr>
+        <w:tc>
+          <w:tcPr>
+            <w:tcW w:type="dxa" w:w="2304"/>
+          </w:tcPr>
+          <w:p>
+            <w:r/>
+            <w:r>
+              <w:rPr>
+                <w:sz w:val="19"/>
+              </w:rPr>
+              <w:t>Checklists</w:t>
+            </w:r>
+          </w:p>
+        </w:tc>
+        <w:tc>
+          <w:tcPr>
+            <w:tcW w:type="dxa" w:w="6624"/>
+          </w:tcPr>
+          <w:p>
+            <w:r/>
+            <w:r>
+              <w:rPr>
+                <w:sz w:val="19"/>
+              </w:rPr>
+              <w:t>Trackable project plans (Networking DC↔AWS; Control Tower/OU/Accounts/Env/VPC; MGN VM migration) with owners, effort, dependencies, critical-path Gantt, and CSV/Markdown export</w:t>
             </w:r>
           </w:p>
         </w:tc>

--- a/AWS_Landing_Zone_Studio_Technical_Manual.docx
+++ b/AWS_Landing_Zone_Studio_Technical_Manual.docx
@@ -1669,6 +1669,66 @@
                 <w:sz w:val="19"/>
               </w:rPr>
               <w:t>Encode/decode a design to a URL-safe shareable token</w:t>
+            </w:r>
+          </w:p>
+        </w:tc>
+      </w:tr>
+      <w:tr>
+        <w:tc>
+          <w:tcPr>
+            <w:tcW w:type="dxa" w:w="2448"/>
+          </w:tcPr>
+          <w:p>
+            <w:r/>
+            <w:r>
+              <w:rPr>
+                <w:sz w:val="19"/>
+              </w:rPr>
+              <w:t>arch_diagram.py</w:t>
+            </w:r>
+          </w:p>
+        </w:tc>
+        <w:tc>
+          <w:tcPr>
+            <w:tcW w:type="dxa" w:w="6480"/>
+          </w:tcPr>
+          <w:p>
+            <w:r/>
+            <w:r>
+              <w:rPr>
+                <w:sz w:val="19"/>
+              </w:rPr>
+              <w:t>Animated two-region end-state architecture (hand-laid SVG with flowing-traffic animation)</w:t>
+            </w:r>
+          </w:p>
+        </w:tc>
+      </w:tr>
+      <w:tr>
+        <w:tc>
+          <w:tcPr>
+            <w:tcW w:type="dxa" w:w="2448"/>
+          </w:tcPr>
+          <w:p>
+            <w:r/>
+            <w:r>
+              <w:rPr>
+                <w:sz w:val="19"/>
+              </w:rPr>
+              <w:t>checklists.py</w:t>
+            </w:r>
+          </w:p>
+        </w:tc>
+        <w:tc>
+          <w:tcPr>
+            <w:tcW w:type="dxa" w:w="6480"/>
+          </w:tcPr>
+          <w:p>
+            <w:r/>
+            <w:r>
+              <w:rPr>
+                <w:sz w:val="19"/>
+              </w:rPr>
+              <w:t>Trackable project-plan checklists + critical-path timelines + master plan export</w:t>
             </w:r>
           </w:p>
         </w:tc>
